--- a/3-enterprise/CalenSync-Enterprise-Security-Fact-Sheet.docx
+++ b/3-enterprise/CalenSync-Enterprise-Security-Fact-Sheet.docx
@@ -55,7 +55,7 @@
           <w:sz w:val="18"/>
           <w:szCs w:val="18"/>
         </w:rPr>
-        <w:t xml:space="preserve">Version 1.2 · Stand 01.10.2026 · Gültig für den dedizierten Mandanten-Stack (Terraform-Konfiguration „calensync-enterprise“)</w:t>
+        <w:t xml:space="preserve">Version 1.3 · Stand 01.10.2026 · Gültig für den dedizierten Mandanten-Stack (Terraform-Konfiguration „calensync-enterprise“)</w:t>
       </w:r>
     </w:p>
     <w:p>
@@ -486,15 +486,14 @@
                 <w:sz w:val="18"/>
                 <w:szCs w:val="18"/>
               </w:rPr>
-              <w:t xml:space="preserve">Nicht persistent:</w:t>
-            </w:r>
-            <w:r>
-              <w:rPr>
-                <w:rFonts w:ascii="Arial" w:cs="Arial" w:eastAsia="Arial" w:hAnsi="Arial"/>
-                <w:sz w:val="18"/>
-                <w:szCs w:val="18"/>
-              </w:rPr>
-              <w:t xml:space="preserve"> Termininhalte (Titel, Beschreibung, Ort, Teilnehmer). Sie werden nur flüchtig im Arbeitsspeicher verarbeitet, um Filter auszuwerten. Im Modus „Als beschäftigt markieren“ erreichen sie den Zielkalender nie.</w:t>
+              <w:t xml:space="preserve">Nicht persistent: Termininhalte (Titel, Beschreibung, Ort, Teilnehmer). Sie werden nur flüchtig im Arbeitsspeicher verarbeitet, um Filter auszuwerten. Im Modus „Als beschäftigt markieren“ erreichen sie den Zielkalender nie. Hinweis: Der Kalenderabgleich selbst ist noch nicht fertiggestellt; diese Zusage gilt für die Auslieferung und wird vor Produktivstart durch Tests nachgewiesen.</w:t>
+            </w:r>
+            <w:r>
+              <w:rPr>
+                <w:rFonts w:ascii="Arial" w:cs="Arial" w:eastAsia="Arial" w:hAnsi="Arial"/>
+                <w:sz w:val="18"/>
+                <w:szCs w:val="18"/>
+              </w:rPr>
             </w:r>
           </w:p>
           <w:p>
@@ -540,7 +539,7 @@
                 <w:sz w:val="18"/>
                 <w:szCs w:val="18"/>
               </w:rPr>
-              <w:t xml:space="preserve">Umgesetzt</w:t>
+              <w:t xml:space="preserve">Teilweise umgesetzt</w:t>
             </w:r>
           </w:p>
         </w:tc>
@@ -571,7 +570,7 @@
                 <w:sz w:val="16"/>
                 <w:szCs w:val="16"/>
               </w:rPr>
-              <w:t xml:space="preserve">SCIM-Code: Attribut-Whitelist, Test „speichert nur minimale Attribute“; QA-Suite: Kanarienvogel-Tests PR-01/PR-02 (kein Inhalt in DB, Logs, Ziel-Payload)</w:t>
+              <w:t xml:space="preserve">Umgesetzt für Identitätsdaten: SCIM-Attribut-Whitelist, Test „speichert nur minimale Attribute“ (scim/test/scim.test.ts). Offen für Termininhalte: Nachweis durch Tests „kein Termininhalt in Datenbank, Logs und Ziel-Payload“ nach Fertigstellung des Kalenderabgleichs.</w:t>
             </w:r>
           </w:p>
         </w:tc>
@@ -8430,6 +8429,24 @@
           <w:szCs w:val="20"/>
         </w:rPr>
         <w:t xml:space="preserve">H1 ISMS nach ISO/IEC 27001: Projektplan und Zieltermin an den Auftraggeber übergeben.</w:t>
+      </w:r>
+    </w:p>
+    <w:p>
+      <w:pPr>
+        <w:pStyle w:val="ListParagraph"/>
+        <w:numPr>
+          <w:ilvl w:val="0"/>
+          <w:numId w:val="2"/>
+        </w:numPr>
+        <w:spacing w:after="60"/>
+      </w:pPr>
+      <w:r>
+        <w:rPr>
+          <w:rFonts w:ascii="Arial" w:cs="Arial" w:eastAsia="Arial" w:hAnsi="Arial"/>
+          <w:sz w:val="20"/>
+          <w:szCs w:val="20"/>
+        </w:rPr>
+        <w:t xml:space="preserve">A1 Kalenderabgleich fertigstellen und nachweisen, dass Termininhalte weder in Datenbank noch Logs gespeichert werden und im Modus „Als beschäftigt markieren“ nicht im Zielkalender ankommen.</w:t>
       </w:r>
     </w:p>
     <w:p>

--- a/3-enterprise/CalenSync-Enterprise-Security-Fact-Sheet.docx
+++ b/3-enterprise/CalenSync-Enterprise-Security-Fact-Sheet.docx
@@ -8170,7 +8170,7 @@
                 <w:sz w:val="18"/>
                 <w:szCs w:val="18"/>
               </w:rPr>
-              <w:t xml:space="preserve">Automatisierte Testsuite mit 89 Tests (u. a. Mandantentrennung, DSGVO-Löschung auf Datenbankebene, Chaos- und Lasttests). Ein CI-Gatekeeper verhindert Test-Code in Produktions-Builds. Container-Images werden per Digest gepinnt. Schwachstellenscan der Images und Abhängigkeiten im CI ist geplant.</w:t>
+              <w:t xml:space="preserve">Automatisierte Testsuite im ausgelieferten Code mit 143 Tests (app 21, core 71, scim 47, Frontend-Client 4), davon 12 gegen echtes PostgreSQL 16; u. a. Mandantentrennung, Kill-Switch-Transaktion, Sperr-Reihenfolge, SCIM-Transport-Härtung, Webhook-Validierung. Migrationen werden auf einer leeren Datenbank und idempotent geprüft. Container-Images werden per Digest gepinnt. Schwachstellenscan der Images und Abhängigkeiten im CI ist geplant.</w:t>
             </w:r>
           </w:p>
         </w:tc>
@@ -8234,7 +8234,7 @@
                 <w:sz w:val="16"/>
                 <w:szCs w:val="16"/>
               </w:rPr>
-              <w:t xml:space="preserve">calensync-qa (CI-Workflow ci-chaos.yml)</w:t>
+              <w:t xml:space="preserve">3-enterprise: app/test, core/test, scim/test, frontend/; Chaos- und Lasttests der separaten QA-Suite sind nicht Teil der Lieferung</w:t>
             </w:r>
           </w:p>
         </w:tc>

--- a/3-enterprise/CalenSync-Enterprise-Security-Fact-Sheet.docx
+++ b/3-enterprise/CalenSync-Enterprise-Security-Fact-Sheet.docx
@@ -55,7 +55,7 @@
           <w:sz w:val="18"/>
           <w:szCs w:val="18"/>
         </w:rPr>
-        <w:t xml:space="preserve">Version 1.3 · Stand 01.10.2026 · Gültig für den dedizierten Mandanten-Stack (Terraform-Konfiguration „calensync-enterprise“)</w:t>
+        <w:t xml:space="preserve">Version 1.4 · Stand 01.10.2026 · Gültig für den dedizierten Mandanten-Stack (Terraform-Konfiguration „calensync-enterprise“)</w:t>
       </w:r>
     </w:p>
     <w:p>
@@ -486,7 +486,7 @@
                 <w:sz w:val="18"/>
                 <w:szCs w:val="18"/>
               </w:rPr>
-              <w:t xml:space="preserve">Nicht persistent: Termininhalte (Titel, Beschreibung, Ort, Teilnehmer). Sie werden nur flüchtig im Arbeitsspeicher verarbeitet, um Filter auszuwerten. Im Modus „Als beschäftigt markieren“ erreichen sie den Zielkalender nie. Hinweis: Der Kalenderabgleich selbst ist noch nicht fertiggestellt; diese Zusage gilt für die Auslieferung und wird vor Produktivstart durch Tests nachgewiesen.</w:t>
+              <w:t xml:space="preserve">Nicht persistent: Termininhalte (Titel, Beschreibung, Ort, Teilnehmer). Sie werden nur flüchtig im Arbeitsspeicher verarbeitet, um Filter auszuwerten. Im Modus „Als beschäftigt markieren“ erreichen sie den Zielkalender nie; im Modus „vollständig“ werden nur Titel und Ort übertragen, nie Beschreibung oder Teilnehmende. Ziele: zweites Microsoft-365-Postfach derselben Person (auch in einem verbundenen Tochter-Mandanten), vom Administrator freigegebene Team-Kalender oder die CalenSync-Buchungsseite. Beim Beenden, Deaktivieren oder Löschen entfernt CalenSync alle selbst angelegten Zieltermine.</w:t>
             </w:r>
             <w:r>
               <w:rPr>
@@ -539,7 +539,7 @@
                 <w:sz w:val="18"/>
                 <w:szCs w:val="18"/>
               </w:rPr>
-              <w:t xml:space="preserve">Teilweise umgesetzt</w:t>
+              <w:t xml:space="preserve">Umgesetzt (Abnahme mit echtem Mandanten offen)</w:t>
             </w:r>
           </w:p>
         </w:tc>
@@ -570,7 +570,7 @@
                 <w:sz w:val="16"/>
                 <w:szCs w:val="16"/>
               </w:rPr>
-              <w:t xml:space="preserve">Umgesetzt für Identitätsdaten: SCIM-Attribut-Whitelist, Test „speichert nur minimale Attribute“ (scim/test/scim.test.ts). Offen für Termininhalte: Nachweis durch Tests „kein Termininhalt in Datenbank, Logs und Ziel-Payload“ nach Fertigstellung des Kalenderabgleichs.</w:t>
+              <w:t xml:space="preserve">Identitätsdaten: SCIM-Attribut-Whitelist, Test „speichert nur minimale Attribute“ (scim/test/scim.test.ts). Termininhalte: Kanarienvogel-Tests in core/test/syncWorker.test.ts (busy und full: kein Inhalt in Repo, Queue, Log, Alarm und Ziel-Payload) und app/test/sync.pg.test.ts (Ende-zu-Ende auf PostgreSQL: kein Inhalt in einer Tabelle oder Logzeile). Bisher gegen eine Graph-Nachbildung geprüft, Abnahme mit echtem Microsoft-365-Testmandanten offen.</w:t>
             </w:r>
           </w:p>
         </w:tc>
@@ -8170,7 +8170,7 @@
                 <w:sz w:val="18"/>
                 <w:szCs w:val="18"/>
               </w:rPr>
-              <w:t xml:space="preserve">Automatisierte Testsuite im ausgelieferten Code mit 143 Tests (app 21, core 71, scim 47, Frontend-Client 4), davon 12 gegen echtes PostgreSQL 16; u. a. Mandantentrennung, Kill-Switch-Transaktion, Sperr-Reihenfolge, SCIM-Transport-Härtung, Webhook-Validierung. Migrationen werden auf einer leeren Datenbank und idempotent geprüft. Container-Images werden per Digest gepinnt. Schwachstellenscan der Images und Abhängigkeiten im CI ist geplant.</w:t>
+              <w:t xml:space="preserve">Automatisierte Testsuite im ausgelieferten Code mit 188 Tests (app 40, core 95, scim 48, Frontend-Client 5), davon 21 gegen echtes PostgreSQL 16; u. a. Mandantentrennung, Kill-Switch-Transaktion, Sperr-Reihenfolge, SCIM-Transport-Härtung, Webhook-Validierung, Zielfreigabe (Allowlist) in API und Worker, Kanarienvogel-Tests für Termininhalte, Bereinigung der Zieltermine. Migrationen werden auf einer leeren Datenbank und idempotent geprüft. Container-Images werden per Digest gepinnt. Schwachstellenscan der Images und Abhängigkeiten im CI ist geplant.</w:t>
             </w:r>
           </w:p>
         </w:tc>
@@ -8446,7 +8446,7 @@
           <w:sz w:val="20"/>
           <w:szCs w:val="20"/>
         </w:rPr>
-        <w:t xml:space="preserve">A1 Kalenderabgleich fertigstellen und nachweisen, dass Termininhalte weder in Datenbank noch Logs gespeichert werden und im Modus „Als beschäftigt markieren“ nicht im Zielkalender ankommen.</w:t>
+        <w:t xml:space="preserve">A1 Kalenderabgleich und Bereinigung der Zieltermine mit einem echten Microsoft-365-Testmandanten abnehmen (bisher gegen eine Graph-Nachbildung getestet); Google-Ziele sind noch nicht unterstützt.</w:t>
       </w:r>
     </w:p>
     <w:p>

--- a/3-enterprise/CalenSync-Enterprise-Security-Fact-Sheet.docx
+++ b/3-enterprise/CalenSync-Enterprise-Security-Fact-Sheet.docx
@@ -3313,7 +3313,7 @@
                 <w:sz w:val="18"/>
                 <w:szCs w:val="18"/>
               </w:rPr>
-              <w:t xml:space="preserve">Benutzer-Einwilligung wird mandantenweit deaktiviert. Die IT erteilt einen einmaligen Admin-Consent. Die Kalenderberechtigung wird über Exchange Online „RBAC for Applications“ auf eine mailaktivierte Sicherheitsgruppe begrenzt, mit zusätzlichem Ausschluss nach Abteilung (z. B. Vorstand, Personal). Postfächer außerhalb sind für die App technisch nicht erreichbar (Graph antwortet mit 403).</w:t>
+              <w:t xml:space="preserve">Benutzer-Einwilligung wird mandantenweit deaktiviert. Die IT erteilt einen einmaligen Admin-Consent. Die Kalenderberechtigung wird über Exchange Online „RBAC for Applications“ auf eine mailaktivierte Sicherheitsgruppe begrenzt, mit zusätzlichem Ausschluss nach Abteilung (z. B. Vorstand, Personal). Postfächer außerhalb sind für die App technisch nicht erreichbar (Graph antwortet mit 403). Nur für das Ziel „zweites Konto“ benötigt die App zusätzlich die Anwendungsberechtigung User.Read.All (bzw. User.ReadBasic.All beim Abgleich über die Objekt-ID). Sie wirkt mandantenweit auf Verzeichnisdaten, nicht auf Postfächer; CalenSync liest damit nur die Objekt-ID und das konfigurierte Identitätsmerkmal (z. B. Personalnummer) einzelner Nutzer, um zu prüfen, dass Quell- und Zielpostfach derselben Person gehören, und speichert den Wert nicht.</w:t>
             </w:r>
           </w:p>
         </w:tc>
@@ -8170,7 +8170,7 @@
                 <w:sz w:val="18"/>
                 <w:szCs w:val="18"/>
               </w:rPr>
-              <w:t xml:space="preserve">Automatisierte Testsuite im ausgelieferten Code mit 188 Tests (app 40, core 95, scim 48, Frontend-Client 5), davon 21 gegen echtes PostgreSQL 16; u. a. Mandantentrennung, Kill-Switch-Transaktion, Sperr-Reihenfolge, SCIM-Transport-Härtung, Webhook-Validierung, Zielfreigabe (Allowlist) in API und Worker, Kanarienvogel-Tests für Termininhalte, Bereinigung der Zieltermine. Migrationen werden auf einer leeren Datenbank und idempotent geprüft. Container-Images werden per Digest gepinnt. Schwachstellenscan der Images und Abhängigkeiten im CI ist geplant.</w:t>
+              <w:t xml:space="preserve">Automatisierte Testsuite im ausgelieferten Code mit 199 Tests (app 46, core 100, scim 48, Frontend-Client 5), davon 23 gegen echtes PostgreSQL 16; u. a. Mandantentrennung, Kill-Switch-Transaktion, Sperr-Reihenfolge, SCIM-Transport-Härtung, Webhook-Validierung, Zielfreigabe (Allowlist) und Identitätsprüfung in API und Worker, Kanarienvogel-Tests für Termininhalte, Bereinigung der Zieltermine inkl. Historie. Migrationen werden auf einer leeren Datenbank und idempotent geprüft. Container-Images werden per Digest gepinnt. Schwachstellenscan der Images und Abhängigkeiten im CI ist geplant.</w:t>
             </w:r>
           </w:p>
         </w:tc>

--- a/3-enterprise/CalenSync-Enterprise-Security-Fact-Sheet.docx
+++ b/3-enterprise/CalenSync-Enterprise-Security-Fact-Sheet.docx
@@ -55,7 +55,7 @@
           <w:sz w:val="18"/>
           <w:szCs w:val="18"/>
         </w:rPr>
-        <w:t xml:space="preserve">Version 1.4 · Stand 01.10.2026 · Gültig für den dedizierten Mandanten-Stack (Terraform-Konfiguration „calensync-enterprise“)</w:t>
+        <w:t xml:space="preserve">Version 1.5 · Stand 01.10.2026 · Gültig für den dedizierten Mandanten-Stack (Terraform-Konfiguration „calensync-enterprise“)</w:t>
       </w:r>
     </w:p>
     <w:p>
@@ -3474,7 +3474,7 @@
                 <w:sz w:val="18"/>
                 <w:szCs w:val="18"/>
               </w:rPr>
-              <w:t xml:space="preserve">Nein. Google bietet keine plattformseitige Begrenzung domänenweiter Delegation auf eine Nutzergruppe. CalenSync begrenzt den Zugriff dort softwareseitig (nur SCIM-provisionierte, aktive Mitglieder der Freigabegruppe; minimaler Scope calendar.events; schlüssellose Workload Identity Federation). Alternativ: OAuth-App nur für eine Organisationseinheit als vertrauenswürdig freigeben.</w:t>
+              <w:t xml:space="preserve">Nein. Google bietet keine plattformseitige Begrenzung domänenweiter Delegation auf eine Nutzergruppe. Google Workspace ist bei CalenSync nur Ziel (zweites Konto), nie Quelle. CalenSync begrenzt den Zugriff softwareseitig: Scope calendar.events nur für Google-Konten in freigegebenen Domains, die nachweislich einem per SCIM provisionierten, aktiven Mitglied der Freigabegruppe gehören (Prüfung bei Anlage und alle 24 Stunden: Google-Mitarbeiter-ID gleich Entra-employeeId); nach einem Widerruf werden nur noch die eigenen Termine gelöscht. Der zweite Scope admin.directory.user.readonly wird ausschließlich über ein eigenes Directory-Konto mit der Rolle „Nutzer: Lesen“ genutzt. Kein Dienstkonto-Schlüssel: Signatur über IAM signJwt mit Workload Identity Federation aus der ECS-Task-Rolle. Abgewiesene Zugriffe lösen einen Betriebsalarm aus. Alternativ: OAuth-App nur für eine Organisationseinheit als vertrauenswürdig freigeben.</w:t>
             </w:r>
           </w:p>
         </w:tc>
@@ -8170,7 +8170,7 @@
                 <w:sz w:val="18"/>
                 <w:szCs w:val="18"/>
               </w:rPr>
-              <w:t xml:space="preserve">Automatisierte Testsuite im ausgelieferten Code mit 199 Tests (app 46, core 100, scim 48, Frontend-Client 5), davon 23 gegen echtes PostgreSQL 16; u. a. Mandantentrennung, Kill-Switch-Transaktion, Sperr-Reihenfolge, SCIM-Transport-Härtung, Webhook-Validierung, Zielfreigabe (Allowlist) und Identitätsprüfung in API und Worker, Kanarienvogel-Tests für Termininhalte, Bereinigung der Zieltermine inkl. Historie. Migrationen werden auf einer leeren Datenbank und idempotent geprüft. Container-Images werden per Digest gepinnt. Schwachstellenscan der Images und Abhängigkeiten im CI ist geplant.</w:t>
+              <w:t xml:space="preserve">Automatisierte Testsuite im ausgelieferten Code mit 220 Tests (app 51, core 116, scim 48, Frontend-Client 5), davon 24 gegen echtes PostgreSQL 16; u. a. Mandantentrennung, Kill-Switch-Transaktion, Sperr-Reihenfolge, SCIM-Transport-Härtung, Webhook-Validierung, Zielfreigabe (Allowlist) und Identitätsprüfung in API und Worker für Microsoft 365 und Google Workspace, Kanarienvogel-Tests für Termininhalte, Bereinigung der Zieltermine inkl. Historie. Migrationen werden auf einer leeren Datenbank und idempotent geprüft; die Terraform-Konfiguration besteht terraform validate (AWS-Provider 6.67). Abhängigkeiten ohne bekannte Schwachstellen (npm audit). Container-Images werden per Digest gepinnt. Schwachstellenscan der Images im CI ist geplant.</w:t>
             </w:r>
           </w:p>
         </w:tc>

--- a/3-enterprise/CalenSync-Enterprise-Security-Fact-Sheet.docx
+++ b/3-enterprise/CalenSync-Enterprise-Security-Fact-Sheet.docx
@@ -8170,7 +8170,7 @@
                 <w:sz w:val="18"/>
                 <w:szCs w:val="18"/>
               </w:rPr>
-              <w:t xml:space="preserve">Automatisierte Testsuite im ausgelieferten Code mit 220 Tests (app 51, core 116, scim 48, Frontend-Client 5), davon 24 gegen echtes PostgreSQL 16; u. a. Mandantentrennung, Kill-Switch-Transaktion, Sperr-Reihenfolge, SCIM-Transport-Härtung, Webhook-Validierung, Zielfreigabe (Allowlist) und Identitätsprüfung in API und Worker für Microsoft 365 und Google Workspace, Kanarienvogel-Tests für Termininhalte, Bereinigung der Zieltermine inkl. Historie. Migrationen werden auf einer leeren Datenbank und idempotent geprüft; die Terraform-Konfiguration besteht terraform validate (AWS-Provider 6.67). Abhängigkeiten ohne bekannte Schwachstellen (npm audit). Container-Images werden per Digest gepinnt. Schwachstellenscan der Images im CI ist geplant.</w:t>
+              <w:t xml:space="preserve">Automatisierte Testsuite im ausgelieferten Code mit 223 Tests (app 51, core 119, scim 48, Frontend-Client 5), davon 24 gegen echtes PostgreSQL 16; u. a. Mandantentrennung, Kill-Switch-Transaktion, Sperr-Reihenfolge, SCIM-Transport-Härtung, Webhook-Validierung, Zielfreigabe (Allowlist) und Identitätsprüfung in API und Worker für Microsoft 365 und Google Workspace, Kanarienvogel-Tests für Termininhalte, Bereinigung der Zieltermine inkl. Historie. Migrationen werden auf einer leeren Datenbank und idempotent geprüft; die Terraform-Konfiguration besteht terraform validate (AWS-Provider 6.67). Abhängigkeiten ohne bekannte Schwachstellen (npm audit). Container-Images werden per Digest gepinnt. Schwachstellenscan der Images im CI ist geplant.</w:t>
             </w:r>
           </w:p>
         </w:tc>
